--- a/applications/unanet-senior-csm-aec/Unanet-SeniorCSM-AEC-Resume.docx
+++ b/applications/unanet-senior-csm-aec/Unanet-SeniorCSM-AEC-Resume.docx
@@ -80,7 +80,7 @@
           <w:i w:val="0"/>
           <w:color w:val="1A1A1A"/>
         </w:rPr>
-        <w:t>Senior customer success and account management professional with 15+ years in B2B SaaS. At Accelo I sold, scoped, and planned implementations of a CRM, project-management, and billing platform (PSA) for professional-services firms, working directly with C-suite leaders. At Birdeye I used utilization signals to flag at-risk accounts early and retained all but one of 15-20 partners (~94%). At Solenzo I build CRM and automation systems for home-services trade businesses (electrical, plumbing, HVAC), so I know how project- and field-based firms actually run.</w:t>
+        <w:t>Senior customer success and account management professional with 15+ years in B2B SaaS. At Accelo I sold, scoped, and planned implementations of a CRM, project-management, and billing platform (PSA) for professional-services firms, including architecture and engineering firms, working directly with C-suite leaders. At Birdeye I used utilization signals to flag at-risk accounts early and retained all but one of 15-20 partners (~94%). At Solenzo I build CRM and automation systems for home-services trade businesses (electrical, plumbing, HVAC), so I know how project- and field-based firms actually run.</w:t>
       </w:r>
     </w:p>
     <w:p>
@@ -879,7 +879,7 @@
           <w:i w:val="0"/>
           <w:color w:val="1A1A1A"/>
         </w:rPr>
-        <w:t>Sold and scoped a CRM, project-management, and billing platform (PSA) to agencies and professional-services firms, closing deals of $20K+ and averaging ~$17,750/month in implementation bookings.</w:t>
+        <w:t>Sold and scoped a CRM, project-management, and billing platform (PSA) to agencies and professional-services firms, including architecture and engineering firms, closing deals of $20K+ and averaging ~$17,750/month in implementation bookings.</w:t>
       </w:r>
     </w:p>
     <w:p>
@@ -1039,7 +1039,7 @@
           <w:i w:val="0"/>
           <w:color w:val="1A1A1A"/>
         </w:rPr>
-        <w:t>Salesforce, HubSpot, GoHighLevel, Accelo (CRM/PSA), Procore, Excel, Power BI, ChatGPT, Claude, Zapier, n8n</w:t>
+        <w:t>Salesforce, HubSpot, GoHighLevel, Accelo (CRM/PSA), Excel, Power BI, ChatGPT, Claude, Zapier, n8n</w:t>
       </w:r>
     </w:p>
     <w:p>
